--- a/config/profiles/jeff/jeff resume template.docx
+++ b/config/profiles/jeff/jeff resume template.docx
@@ -187,7 +187,7 @@
           <w:color w:val="303030"/>
           <w:rtl w:val="0"/>
         </w:rPr>
-        <w:t xml:space="preserve">Relevant Coursework: Data Structures &amp; Algorithms, Discrete Math, Linear Algebra, Statistics, Multivariable Calculus</w:t>
+        <w:t xml:space="preserve">Data Structures &amp; Algorithms, Discrete Math, Linear Algebra, Statistics, Multivariable Calculus</w:t>
       </w:r>
     </w:p>
     <w:p>
